--- a/doc/lista_kontrolna_KeyboardHero.docx
+++ b/doc/lista_kontrolna_KeyboardHero.docx
@@ -1,6 +1,6 @@
 
 <file path=word/document.xml><?xml version="1.0" encoding="utf-8"?>
-<w:document xmlns:wpc="http://schemas.microsoft.com/office/word/2010/wordprocessingCanvas" xmlns:cx="http://schemas.microsoft.com/office/drawing/2014/chartex" xmlns:cx1="http://schemas.microsoft.com/office/drawing/2015/9/8/chartex" xmlns:cx2="http://schemas.microsoft.com/office/drawing/2015/10/21/chartex" xmlns:cx3="http://schemas.microsoft.com/office/drawing/2016/5/9/chartex" xmlns:cx4="http://schemas.microsoft.com/office/drawing/2016/5/10/chartex" xmlns:cx5="http://schemas.microsoft.com/office/drawing/2016/5/11/chartex" xmlns:cx6="http://schemas.microsoft.com/office/drawing/2016/5/12/chartex" xmlns:cx7="http://schemas.microsoft.com/office/drawing/2016/5/13/chartex" xmlns:cx8="http://schemas.microsoft.com/office/drawing/2016/5/14/chartex" xmlns:mc="http://schemas.openxmlformats.org/markup-compatibility/2006" xmlns:aink="http://schemas.microsoft.com/office/drawing/2016/ink" xmlns:am3d="http://schemas.microsoft.com/office/drawing/2017/model3d" xmlns:o="urn:schemas-microsoft-com:office:office" xmlns:oel="http://schemas.microsoft.com/office/2019/extlst" xmlns:r="http://schemas.openxmlformats.org/officeDocument/2006/relationships" xmlns:m="http://schemas.openxmlformats.org/officeDocument/2006/math" xmlns:v="urn:schemas-microsoft-com:vml" xmlns:wp14="http://schemas.microsoft.com/office/word/2010/wordprocessingDrawing" xmlns:wp="http://schemas.openxmlformats.org/drawingml/2006/wordprocessingDrawing" xmlns:w10="urn:schemas-microsoft-com:office:word" xmlns:w="http://schemas.openxmlformats.org/wordprocessingml/2006/main" xmlns:w14="http://schemas.microsoft.com/office/word/2010/wordml" xmlns:w15="http://schemas.microsoft.com/office/word/2012/wordml" xmlns:w16cei="http://schemas.microsoft.com/office/word/2026/wordml/cei" xmlns:w16cex="http://schemas.microsoft.com/office/word/2018/wordml/cex" xmlns:w16cid="http://schemas.microsoft.com/office/word/2016/wordml/cid" xmlns:w16="http://schemas.microsoft.com/office/word/2018/wordml" xmlns:w16du="http://schemas.microsoft.com/office/word/2023/wordml/word16du" xmlns:w16sdtdh="http://schemas.microsoft.com/office/word/2020/wordml/sdtdatahash" xmlns:w16sdtfl="http://schemas.microsoft.com/office/word/2024/wordml/sdtformatlock" xmlns:w16se="http://schemas.microsoft.com/office/word/2015/wordml/symex" xmlns:wpg="http://schemas.microsoft.com/office/word/2010/wordprocessingGroup" xmlns:wpi="http://schemas.microsoft.com/office/word/2010/wordprocessingInk" xmlns:wne="http://schemas.microsoft.com/office/word/2006/wordml" xmlns:wps="http://schemas.microsoft.com/office/word/2010/wordprocessingShape" mc:Ignorable="w14 w15 w16se w16cid w16 w16cex w16sdtdh w16sdtfl w16du wp14">
+<w:document xmlns:wpc="http://schemas.microsoft.com/office/word/2010/wordprocessingCanvas" xmlns:cx="http://schemas.microsoft.com/office/drawing/2014/chartex" xmlns:cx1="http://schemas.microsoft.com/office/drawing/2015/9/8/chartex" xmlns:cx2="http://schemas.microsoft.com/office/drawing/2015/10/21/chartex" xmlns:cx3="http://schemas.microsoft.com/office/drawing/2016/5/9/chartex" xmlns:cx4="http://schemas.microsoft.com/office/drawing/2016/5/10/chartex" xmlns:cx5="http://schemas.microsoft.com/office/drawing/2016/5/11/chartex" xmlns:cx6="http://schemas.microsoft.com/office/drawing/2016/5/12/chartex" xmlns:cx7="http://schemas.microsoft.com/office/drawing/2016/5/13/chartex" xmlns:cx8="http://schemas.microsoft.com/office/drawing/2016/5/14/chartex" xmlns:mc="http://schemas.openxmlformats.org/markup-compatibility/2006" xmlns:aink="http://schemas.microsoft.com/office/drawing/2016/ink" xmlns:am3d="http://schemas.microsoft.com/office/drawing/2017/model3d" xmlns:o="urn:schemas-microsoft-com:office:office" xmlns:oel="http://schemas.microsoft.com/office/2019/extlst" xmlns:r="http://schemas.openxmlformats.org/officeDocument/2006/relationships" xmlns:m="http://schemas.openxmlformats.org/officeDocument/2006/math" xmlns:v="urn:schemas-microsoft-com:vml" xmlns:wp14="http://schemas.microsoft.com/office/word/2010/wordprocessingDrawing" xmlns:wp="http://schemas.openxmlformats.org/drawingml/2006/wordprocessingDrawing" xmlns:w10="urn:schemas-microsoft-com:office:word" xmlns:w="http://schemas.openxmlformats.org/wordprocessingml/2006/main" xmlns:w14="http://schemas.microsoft.com/office/word/2010/wordml" xmlns:w15="http://schemas.microsoft.com/office/word/2012/wordml" xmlns:w16cex="http://schemas.microsoft.com/office/word/2018/wordml/cex" xmlns:w16cid="http://schemas.microsoft.com/office/word/2016/wordml/cid" xmlns:w16="http://schemas.microsoft.com/office/word/2018/wordml" xmlns:w16du="http://schemas.microsoft.com/office/word/2023/wordml/word16du" xmlns:w16sdtdh="http://schemas.microsoft.com/office/word/2020/wordml/sdtdatahash" xmlns:w16sdtfl="http://schemas.microsoft.com/office/word/2024/wordml/sdtformatlock" xmlns:w16se="http://schemas.microsoft.com/office/word/2015/wordml/symex" xmlns:wpg="http://schemas.microsoft.com/office/word/2010/wordprocessingGroup" xmlns:wpi="http://schemas.microsoft.com/office/word/2010/wordprocessingInk" xmlns:wne="http://schemas.microsoft.com/office/word/2006/wordml" xmlns:wps="http://schemas.microsoft.com/office/word/2010/wordprocessingShape" mc:Ignorable="w14 w15 w16se w16cid w16 w16cex w16sdtdh w16sdtfl w16du wp14">
   <w:body>
     <w:p>
       <w:pPr>
@@ -50,10 +50,10 @@
         <w:t xml:space="preserve">), </w:t>
       </w:r>
       <w:r>
-        <w:t xml:space="preserve">Michał Wesołowski </w:t>
+        <w:t>Michał Wesołowski</w:t>
       </w:r>
       <w:r>
-        <w:t>Nowak (</w:t>
+        <w:t xml:space="preserve"> (</w:t>
       </w:r>
       <w:r>
         <w:t>MW</w:t>
@@ -92,7 +92,7 @@
           <w:rFonts w:hint="eastAsia"/>
           <w:noProof/>
         </w:rPr>
-        <w:t>19.08.2026</w:t>
+        <w:t>31.08.2026</w:t>
       </w:r>
       <w:r>
         <w:fldChar w:fldCharType="end"/>
@@ -407,7 +407,6 @@
               </w:rPr>
               <w:t xml:space="preserve">katalogu </w:t>
             </w:r>
-            <w:proofErr w:type="spellStart"/>
             <w:r>
               <w:rPr>
                 <w:i/>
@@ -418,32 +417,13 @@
               </w:rPr>
               <w:t>results</w:t>
             </w:r>
-            <w:proofErr w:type="spellEnd"/>
-            <w:r>
-              <w:rPr>
-                <w:sz w:val="22"/>
-                <w:szCs w:val="22"/>
-                <w:lang w:val="pl-PL"/>
-              </w:rPr>
-              <w:t xml:space="preserve"> został umieszczony </w:t>
-            </w:r>
-            <w:proofErr w:type="spellStart"/>
-            <w:r>
-              <w:rPr>
-                <w:sz w:val="22"/>
-                <w:szCs w:val="22"/>
-                <w:lang w:val="pl-PL"/>
-              </w:rPr>
-              <w:t>bitstream</w:t>
-            </w:r>
-            <w:proofErr w:type="spellEnd"/>
-            <w:r>
-              <w:rPr>
-                <w:sz w:val="22"/>
-                <w:szCs w:val="22"/>
-                <w:lang w:val="pl-PL"/>
-              </w:rPr>
-              <w:t>? ( TAK / NIE )</w:t>
+            <w:r>
+              <w:rPr>
+                <w:sz w:val="22"/>
+                <w:szCs w:val="22"/>
+                <w:lang w:val="pl-PL"/>
+              </w:rPr>
+              <w:t xml:space="preserve"> został umieszczony bitstream? ( TAK / NIE )</w:t>
             </w:r>
           </w:p>
         </w:tc>
@@ -705,25 +685,7 @@
                 <w:szCs w:val="22"/>
                 <w:lang w:val="pl-PL"/>
               </w:rPr>
-              <w:t xml:space="preserve">w nowym katalogu, uruchomienie symulacji i wygenerowanie </w:t>
-            </w:r>
-            <w:proofErr w:type="spellStart"/>
-            <w:r>
-              <w:rPr>
-                <w:sz w:val="22"/>
-                <w:szCs w:val="22"/>
-                <w:lang w:val="pl-PL"/>
-              </w:rPr>
-              <w:t>bitstream'u</w:t>
-            </w:r>
-            <w:proofErr w:type="spellEnd"/>
-            <w:r>
-              <w:rPr>
-                <w:sz w:val="22"/>
-                <w:szCs w:val="22"/>
-                <w:lang w:val="pl-PL"/>
-              </w:rPr>
-              <w:t>? ( TAK / NIE )</w:t>
+              <w:t>w nowym katalogu, uruchomienie symulacji i wygenerowanie bitstream'u? ( TAK / NIE )</w:t>
             </w:r>
           </w:p>
         </w:tc>
@@ -830,18 +792,8 @@
                 <w:szCs w:val="22"/>
                 <w:lang w:val="pl-PL"/>
               </w:rPr>
-              <w:t xml:space="preserve">Numer użytej wersji </w:t>
-            </w:r>
-            <w:proofErr w:type="spellStart"/>
-            <w:r>
-              <w:rPr>
-                <w:sz w:val="22"/>
-                <w:szCs w:val="22"/>
-                <w:lang w:val="pl-PL"/>
-              </w:rPr>
-              <w:t>Vivado</w:t>
-            </w:r>
-            <w:proofErr w:type="spellEnd"/>
+              <w:t>Numer użytej wersji Vivado</w:t>
+            </w:r>
           </w:p>
         </w:tc>
         <w:tc>
@@ -896,6 +848,14 @@
                 <w:lang w:val="pl-PL"/>
               </w:rPr>
             </w:pPr>
+            <w:r>
+              <w:rPr>
+                <w:sz w:val="22"/>
+                <w:szCs w:val="22"/>
+                <w:lang w:val="pl-PL"/>
+              </w:rPr>
+              <w:t>2025.2</w:t>
+            </w:r>
           </w:p>
         </w:tc>
       </w:tr>
@@ -930,18 +890,8 @@
                 <w:szCs w:val="22"/>
                 <w:lang w:val="pl-PL"/>
               </w:rPr>
-              <w:t xml:space="preserve">Liczba błędów (error) zgłoszonych przez </w:t>
-            </w:r>
-            <w:proofErr w:type="spellStart"/>
-            <w:r>
-              <w:rPr>
-                <w:sz w:val="22"/>
-                <w:szCs w:val="22"/>
-                <w:lang w:val="pl-PL"/>
-              </w:rPr>
-              <w:t>Vivado</w:t>
-            </w:r>
-            <w:proofErr w:type="spellEnd"/>
+              <w:t>Liczba błędów (error) zgłoszonych przez Vivado</w:t>
+            </w:r>
           </w:p>
         </w:tc>
         <w:tc>
@@ -1047,7 +997,6 @@
               </w:rPr>
               <w:t>Liczba ostrzeżeń krytycznych (</w:t>
             </w:r>
-            <w:proofErr w:type="spellStart"/>
             <w:r>
               <w:rPr>
                 <w:i/>
@@ -1056,9 +1005,121 @@
                 <w:szCs w:val="22"/>
                 <w:lang w:val="pl-PL"/>
               </w:rPr>
-              <w:t>critical</w:t>
-            </w:r>
-            <w:proofErr w:type="spellEnd"/>
+              <w:t>critical warning</w:t>
+            </w:r>
+            <w:r>
+              <w:rPr>
+                <w:sz w:val="22"/>
+                <w:szCs w:val="22"/>
+                <w:lang w:val="pl-PL"/>
+              </w:rPr>
+              <w:t>) zgłoszona przez Vivado</w:t>
+            </w:r>
+          </w:p>
+        </w:tc>
+        <w:tc>
+          <w:tcPr>
+            <w:tcW w:w="1494" w:type="dxa"/>
+            <w:tcBorders>
+              <w:left w:val="single" w:sz="2" w:space="0" w:color="000000"/>
+              <w:bottom w:val="single" w:sz="2" w:space="0" w:color="000000"/>
+            </w:tcBorders>
+            <w:tcMar>
+              <w:top w:w="55" w:type="dxa"/>
+              <w:left w:w="55" w:type="dxa"/>
+              <w:bottom w:w="55" w:type="dxa"/>
+              <w:right w:w="55" w:type="dxa"/>
+            </w:tcMar>
+          </w:tcPr>
+          <w:p>
+            <w:pPr>
+              <w:pStyle w:val="TableContents"/>
+              <w:jc w:val="center"/>
+              <w:rPr>
+                <w:rFonts w:hint="eastAsia"/>
+                <w:sz w:val="22"/>
+                <w:szCs w:val="22"/>
+                <w:lang w:val="pl-PL"/>
+              </w:rPr>
+            </w:pPr>
+            <w:r>
+              <w:rPr>
+                <w:sz w:val="22"/>
+                <w:szCs w:val="22"/>
+                <w:lang w:val="pl-PL"/>
+              </w:rPr>
+              <w:t>0 (!)</w:t>
+            </w:r>
+          </w:p>
+        </w:tc>
+        <w:tc>
+          <w:tcPr>
+            <w:tcW w:w="1495" w:type="dxa"/>
+            <w:tcBorders>
+              <w:left w:val="single" w:sz="2" w:space="0" w:color="000000"/>
+              <w:bottom w:val="single" w:sz="2" w:space="0" w:color="000000"/>
+              <w:right w:val="single" w:sz="2" w:space="0" w:color="000000"/>
+            </w:tcBorders>
+            <w:tcMar>
+              <w:top w:w="55" w:type="dxa"/>
+              <w:left w:w="55" w:type="dxa"/>
+              <w:bottom w:w="55" w:type="dxa"/>
+              <w:right w:w="55" w:type="dxa"/>
+            </w:tcMar>
+          </w:tcPr>
+          <w:p>
+            <w:pPr>
+              <w:pStyle w:val="TableContents"/>
+              <w:jc w:val="center"/>
+              <w:rPr>
+                <w:rFonts w:hint="eastAsia"/>
+                <w:sz w:val="22"/>
+                <w:szCs w:val="22"/>
+                <w:lang w:val="pl-PL"/>
+              </w:rPr>
+            </w:pPr>
+            <w:r>
+              <w:rPr>
+                <w:sz w:val="22"/>
+                <w:szCs w:val="22"/>
+                <w:lang w:val="pl-PL"/>
+              </w:rPr>
+              <w:t>0</w:t>
+            </w:r>
+          </w:p>
+        </w:tc>
+      </w:tr>
+      <w:tr>
+        <w:tc>
+          <w:tcPr>
+            <w:tcW w:w="6654" w:type="dxa"/>
+            <w:tcBorders>
+              <w:left w:val="single" w:sz="2" w:space="0" w:color="000000"/>
+              <w:bottom w:val="single" w:sz="2" w:space="0" w:color="000000"/>
+            </w:tcBorders>
+            <w:tcMar>
+              <w:top w:w="55" w:type="dxa"/>
+              <w:left w:w="55" w:type="dxa"/>
+              <w:bottom w:w="55" w:type="dxa"/>
+              <w:right w:w="55" w:type="dxa"/>
+            </w:tcMar>
+          </w:tcPr>
+          <w:p>
+            <w:pPr>
+              <w:pStyle w:val="TableContents"/>
+              <w:rPr>
+                <w:rFonts w:hint="eastAsia"/>
+                <w:lang w:val="pl-PL"/>
+              </w:rPr>
+            </w:pPr>
+            <w:r>
+              <w:rPr>
+                <w:sz w:val="22"/>
+                <w:szCs w:val="22"/>
+                <w:lang w:val="pl-PL"/>
+              </w:rPr>
+              <w:t>Liczba ostrzeżeń zwykłych (</w:t>
+            </w:r>
             <w:r>
               <w:rPr>
                 <w:i/>
@@ -1067,38 +1128,16 @@
                 <w:szCs w:val="22"/>
                 <w:lang w:val="pl-PL"/>
               </w:rPr>
-              <w:t xml:space="preserve"> </w:t>
-            </w:r>
-            <w:proofErr w:type="spellStart"/>
-            <w:r>
-              <w:rPr>
-                <w:i/>
-                <w:iCs/>
-                <w:sz w:val="22"/>
-                <w:szCs w:val="22"/>
-                <w:lang w:val="pl-PL"/>
-              </w:rPr>
               <w:t>warning</w:t>
             </w:r>
-            <w:proofErr w:type="spellEnd"/>
-            <w:r>
-              <w:rPr>
-                <w:sz w:val="22"/>
-                <w:szCs w:val="22"/>
-                <w:lang w:val="pl-PL"/>
-              </w:rPr>
-              <w:t xml:space="preserve">) zgłoszona przez </w:t>
-            </w:r>
-            <w:proofErr w:type="spellStart"/>
-            <w:r>
-              <w:rPr>
-                <w:sz w:val="22"/>
-                <w:szCs w:val="22"/>
-                <w:lang w:val="pl-PL"/>
-              </w:rPr>
-              <w:t>Vivado</w:t>
-            </w:r>
-            <w:proofErr w:type="spellEnd"/>
+            <w:r>
+              <w:rPr>
+                <w:sz w:val="22"/>
+                <w:szCs w:val="22"/>
+                <w:lang w:val="pl-PL"/>
+              </w:rPr>
+              <w:t>) zgłoszona przez Vivado</w:t>
+            </w:r>
           </w:p>
         </w:tc>
         <w:tc>
@@ -1118,6 +1157,33 @@
           <w:p>
             <w:pPr>
               <w:pStyle w:val="TableContents"/>
+              <w:rPr>
+                <w:rFonts w:hint="eastAsia"/>
+                <w:sz w:val="22"/>
+                <w:szCs w:val="22"/>
+                <w:lang w:val="pl-PL"/>
+              </w:rPr>
+            </w:pPr>
+          </w:p>
+        </w:tc>
+        <w:tc>
+          <w:tcPr>
+            <w:tcW w:w="1495" w:type="dxa"/>
+            <w:tcBorders>
+              <w:left w:val="single" w:sz="2" w:space="0" w:color="000000"/>
+              <w:bottom w:val="single" w:sz="2" w:space="0" w:color="000000"/>
+              <w:right w:val="single" w:sz="2" w:space="0" w:color="000000"/>
+            </w:tcBorders>
+            <w:tcMar>
+              <w:top w:w="55" w:type="dxa"/>
+              <w:left w:w="55" w:type="dxa"/>
+              <w:bottom w:w="55" w:type="dxa"/>
+              <w:right w:w="55" w:type="dxa"/>
+            </w:tcMar>
+          </w:tcPr>
+          <w:p>
+            <w:pPr>
+              <w:pStyle w:val="TableContents"/>
               <w:jc w:val="center"/>
               <w:rPr>
                 <w:rFonts w:hint="eastAsia"/>
@@ -1132,43 +1198,7 @@
                 <w:szCs w:val="22"/>
                 <w:lang w:val="pl-PL"/>
               </w:rPr>
-              <w:t>0 (!)</w:t>
-            </w:r>
-          </w:p>
-        </w:tc>
-        <w:tc>
-          <w:tcPr>
-            <w:tcW w:w="1495" w:type="dxa"/>
-            <w:tcBorders>
-              <w:left w:val="single" w:sz="2" w:space="0" w:color="000000"/>
-              <w:bottom w:val="single" w:sz="2" w:space="0" w:color="000000"/>
-              <w:right w:val="single" w:sz="2" w:space="0" w:color="000000"/>
-            </w:tcBorders>
-            <w:tcMar>
-              <w:top w:w="55" w:type="dxa"/>
-              <w:left w:w="55" w:type="dxa"/>
-              <w:bottom w:w="55" w:type="dxa"/>
-              <w:right w:w="55" w:type="dxa"/>
-            </w:tcMar>
-          </w:tcPr>
-          <w:p>
-            <w:pPr>
-              <w:pStyle w:val="TableContents"/>
-              <w:jc w:val="center"/>
-              <w:rPr>
-                <w:rFonts w:hint="eastAsia"/>
-                <w:sz w:val="22"/>
-                <w:szCs w:val="22"/>
-                <w:lang w:val="pl-PL"/>
-              </w:rPr>
-            </w:pPr>
-            <w:r>
-              <w:rPr>
-                <w:sz w:val="22"/>
-                <w:szCs w:val="22"/>
-                <w:lang w:val="pl-PL"/>
-              </w:rPr>
-              <w:t>0</w:t>
+              <w:t>M: 62; S: 117</w:t>
             </w:r>
           </w:p>
         </w:tc>
@@ -1193,47 +1223,19 @@
               <w:pStyle w:val="TableContents"/>
               <w:rPr>
                 <w:rFonts w:hint="eastAsia"/>
-                <w:lang w:val="pl-PL"/>
-              </w:rPr>
-            </w:pPr>
-            <w:r>
-              <w:rPr>
-                <w:sz w:val="22"/>
-                <w:szCs w:val="22"/>
-                <w:lang w:val="pl-PL"/>
-              </w:rPr>
-              <w:t>Liczba ostrzeżeń zwykłych (</w:t>
-            </w:r>
-            <w:proofErr w:type="spellStart"/>
-            <w:r>
-              <w:rPr>
-                <w:i/>
-                <w:iCs/>
-                <w:sz w:val="22"/>
-                <w:szCs w:val="22"/>
-                <w:lang w:val="pl-PL"/>
-              </w:rPr>
-              <w:t>warning</w:t>
-            </w:r>
-            <w:proofErr w:type="spellEnd"/>
-            <w:r>
-              <w:rPr>
-                <w:sz w:val="22"/>
-                <w:szCs w:val="22"/>
-                <w:lang w:val="pl-PL"/>
-              </w:rPr>
-              <w:t xml:space="preserve">) zgłoszona przez </w:t>
-            </w:r>
-            <w:proofErr w:type="spellStart"/>
-            <w:r>
-              <w:rPr>
-                <w:sz w:val="22"/>
-                <w:szCs w:val="22"/>
-                <w:lang w:val="pl-PL"/>
-              </w:rPr>
-              <w:t>Vivado</w:t>
-            </w:r>
-            <w:proofErr w:type="spellEnd"/>
+                <w:sz w:val="22"/>
+                <w:szCs w:val="22"/>
+                <w:lang w:val="pl-PL"/>
+              </w:rPr>
+            </w:pPr>
+            <w:r>
+              <w:rPr>
+                <w:sz w:val="22"/>
+                <w:szCs w:val="22"/>
+                <w:lang w:val="pl-PL"/>
+              </w:rPr>
+              <w:t>Interfejs dostarczania danych przez użytkownika ( klawiatura / mysz / ... )</w:t>
+            </w:r>
           </w:p>
         </w:tc>
         <w:tc>
@@ -1288,6 +1290,14 @@
                 <w:lang w:val="pl-PL"/>
               </w:rPr>
             </w:pPr>
+            <w:r>
+              <w:rPr>
+                <w:sz w:val="22"/>
+                <w:szCs w:val="22"/>
+                <w:lang w:val="pl-PL"/>
+              </w:rPr>
+              <w:t>Klawiatura</w:t>
+            </w:r>
           </w:p>
         </w:tc>
       </w:tr>
@@ -1322,7 +1332,7 @@
                 <w:szCs w:val="22"/>
                 <w:lang w:val="pl-PL"/>
               </w:rPr>
-              <w:t>Interfejs dostarczania danych przez użytkownika ( klawiatura / mysz / ... )</w:t>
+              <w:t>Użycie ekranu jako wyjścia ( TAK / NIE )</w:t>
             </w:r>
           </w:p>
         </w:tc>
@@ -1343,13 +1353,22 @@
           <w:p>
             <w:pPr>
               <w:pStyle w:val="TableContents"/>
-              <w:rPr>
-                <w:rFonts w:hint="eastAsia"/>
-                <w:sz w:val="22"/>
-                <w:szCs w:val="22"/>
-                <w:lang w:val="pl-PL"/>
-              </w:rPr>
-            </w:pPr>
+              <w:jc w:val="center"/>
+              <w:rPr>
+                <w:rFonts w:hint="eastAsia"/>
+                <w:sz w:val="22"/>
+                <w:szCs w:val="22"/>
+                <w:lang w:val="pl-PL"/>
+              </w:rPr>
+            </w:pPr>
+            <w:r>
+              <w:rPr>
+                <w:sz w:val="22"/>
+                <w:szCs w:val="22"/>
+                <w:lang w:val="pl-PL"/>
+              </w:rPr>
+              <w:t>TAK</w:t>
+            </w:r>
           </w:p>
         </w:tc>
         <w:tc>
@@ -1384,7 +1403,7 @@
                 <w:szCs w:val="22"/>
                 <w:lang w:val="pl-PL"/>
               </w:rPr>
-              <w:t>Klawiatura</w:t>
+              <w:t>TAK</w:t>
             </w:r>
           </w:p>
         </w:tc>
@@ -1420,7 +1439,7 @@
                 <w:szCs w:val="22"/>
                 <w:lang w:val="pl-PL"/>
               </w:rPr>
-              <w:t>Użycie ekranu jako wyjścia ( TAK / NIE )</w:t>
+              <w:t>Rozdzielczość ekranu ( X px / Y px )</w:t>
             </w:r>
           </w:p>
         </w:tc>
@@ -1441,6 +1460,33 @@
           <w:p>
             <w:pPr>
               <w:pStyle w:val="TableContents"/>
+              <w:rPr>
+                <w:rFonts w:hint="eastAsia"/>
+                <w:sz w:val="22"/>
+                <w:szCs w:val="22"/>
+                <w:lang w:val="pl-PL"/>
+              </w:rPr>
+            </w:pPr>
+          </w:p>
+        </w:tc>
+        <w:tc>
+          <w:tcPr>
+            <w:tcW w:w="1495" w:type="dxa"/>
+            <w:tcBorders>
+              <w:left w:val="single" w:sz="2" w:space="0" w:color="000000"/>
+              <w:bottom w:val="single" w:sz="2" w:space="0" w:color="000000"/>
+              <w:right w:val="single" w:sz="2" w:space="0" w:color="000000"/>
+            </w:tcBorders>
+            <w:tcMar>
+              <w:top w:w="55" w:type="dxa"/>
+              <w:left w:w="55" w:type="dxa"/>
+              <w:bottom w:w="55" w:type="dxa"/>
+              <w:right w:w="55" w:type="dxa"/>
+            </w:tcMar>
+          </w:tcPr>
+          <w:p>
+            <w:pPr>
+              <w:pStyle w:val="TableContents"/>
               <w:jc w:val="center"/>
               <w:rPr>
                 <w:rFonts w:hint="eastAsia"/>
@@ -1455,43 +1501,7 @@
                 <w:szCs w:val="22"/>
                 <w:lang w:val="pl-PL"/>
               </w:rPr>
-              <w:t>TAK</w:t>
-            </w:r>
-          </w:p>
-        </w:tc>
-        <w:tc>
-          <w:tcPr>
-            <w:tcW w:w="1495" w:type="dxa"/>
-            <w:tcBorders>
-              <w:left w:val="single" w:sz="2" w:space="0" w:color="000000"/>
-              <w:bottom w:val="single" w:sz="2" w:space="0" w:color="000000"/>
-              <w:right w:val="single" w:sz="2" w:space="0" w:color="000000"/>
-            </w:tcBorders>
-            <w:tcMar>
-              <w:top w:w="55" w:type="dxa"/>
-              <w:left w:w="55" w:type="dxa"/>
-              <w:bottom w:w="55" w:type="dxa"/>
-              <w:right w:w="55" w:type="dxa"/>
-            </w:tcMar>
-          </w:tcPr>
-          <w:p>
-            <w:pPr>
-              <w:pStyle w:val="TableContents"/>
-              <w:jc w:val="center"/>
-              <w:rPr>
-                <w:rFonts w:hint="eastAsia"/>
-                <w:sz w:val="22"/>
-                <w:szCs w:val="22"/>
-                <w:lang w:val="pl-PL"/>
-              </w:rPr>
-            </w:pPr>
-            <w:r>
-              <w:rPr>
-                <w:sz w:val="22"/>
-                <w:szCs w:val="22"/>
-                <w:lang w:val="pl-PL"/>
-              </w:rPr>
-              <w:t>TAK</w:t>
+              <w:t>1024:768</w:t>
             </w:r>
           </w:p>
         </w:tc>
@@ -1527,43 +1537,23 @@
                 <w:szCs w:val="22"/>
                 <w:lang w:val="pl-PL"/>
               </w:rPr>
-              <w:t xml:space="preserve">Rozdzielczość ekranu ( X </w:t>
-            </w:r>
-            <w:proofErr w:type="spellStart"/>
-            <w:r>
-              <w:rPr>
-                <w:sz w:val="22"/>
-                <w:szCs w:val="22"/>
-                <w:lang w:val="pl-PL"/>
-              </w:rPr>
-              <w:t>px</w:t>
-            </w:r>
-            <w:proofErr w:type="spellEnd"/>
-            <w:r>
-              <w:rPr>
-                <w:sz w:val="22"/>
-                <w:szCs w:val="22"/>
-                <w:lang w:val="pl-PL"/>
-              </w:rPr>
-              <w:t xml:space="preserve"> / Y </w:t>
-            </w:r>
-            <w:proofErr w:type="spellStart"/>
-            <w:r>
-              <w:rPr>
-                <w:sz w:val="22"/>
-                <w:szCs w:val="22"/>
-                <w:lang w:val="pl-PL"/>
-              </w:rPr>
-              <w:t>px</w:t>
-            </w:r>
-            <w:proofErr w:type="spellEnd"/>
-            <w:r>
-              <w:rPr>
-                <w:sz w:val="22"/>
-                <w:szCs w:val="22"/>
-                <w:lang w:val="pl-PL"/>
-              </w:rPr>
-              <w:t xml:space="preserve"> )</w:t>
+              <w:t xml:space="preserve">Czy układ używa resetu </w:t>
+            </w:r>
+            <w:r>
+              <w:rPr>
+                <w:sz w:val="22"/>
+                <w:szCs w:val="22"/>
+                <w:lang w:val="pl-PL"/>
+              </w:rPr>
+              <w:t>a</w:t>
+            </w:r>
+            <w:r>
+              <w:rPr>
+                <w:sz w:val="22"/>
+                <w:szCs w:val="22"/>
+                <w:lang w:val="pl-PL"/>
+              </w:rPr>
+              <w:t>synchronicznego? ( TAK / NIE )</w:t>
             </w:r>
           </w:p>
         </w:tc>
@@ -1584,13 +1574,22 @@
           <w:p>
             <w:pPr>
               <w:pStyle w:val="TableContents"/>
-              <w:rPr>
-                <w:rFonts w:hint="eastAsia"/>
-                <w:sz w:val="22"/>
-                <w:szCs w:val="22"/>
-                <w:lang w:val="pl-PL"/>
-              </w:rPr>
-            </w:pPr>
+              <w:jc w:val="center"/>
+              <w:rPr>
+                <w:rFonts w:hint="eastAsia"/>
+                <w:sz w:val="22"/>
+                <w:szCs w:val="22"/>
+                <w:lang w:val="pl-PL"/>
+              </w:rPr>
+            </w:pPr>
+            <w:r>
+              <w:rPr>
+                <w:sz w:val="22"/>
+                <w:szCs w:val="22"/>
+                <w:lang w:val="pl-PL"/>
+              </w:rPr>
+              <w:t>TAK</w:t>
+            </w:r>
           </w:p>
         </w:tc>
         <w:tc>
@@ -1619,6 +1618,14 @@
                 <w:lang w:val="pl-PL"/>
               </w:rPr>
             </w:pPr>
+            <w:r>
+              <w:rPr>
+                <w:sz w:val="22"/>
+                <w:szCs w:val="22"/>
+                <w:lang w:val="pl-PL"/>
+              </w:rPr>
+              <w:t>TAK</w:t>
+            </w:r>
           </w:p>
         </w:tc>
       </w:tr>
@@ -1653,23 +1660,7 @@
                 <w:szCs w:val="22"/>
                 <w:lang w:val="pl-PL"/>
               </w:rPr>
-              <w:t xml:space="preserve">Czy układ używa resetu </w:t>
-            </w:r>
-            <w:r>
-              <w:rPr>
-                <w:sz w:val="22"/>
-                <w:szCs w:val="22"/>
-                <w:lang w:val="pl-PL"/>
-              </w:rPr>
-              <w:t>a</w:t>
-            </w:r>
-            <w:r>
-              <w:rPr>
-                <w:sz w:val="22"/>
-                <w:szCs w:val="22"/>
-                <w:lang w:val="pl-PL"/>
-              </w:rPr>
-              <w:t>synchronicznego? ( TAK / NIE )</w:t>
+              <w:t>Identyfikator przycisku na płytce Basys3 użytego jako reset (BTND / BTNC /... )</w:t>
             </w:r>
           </w:p>
         </w:tc>
@@ -1690,6 +1681,33 @@
           <w:p>
             <w:pPr>
               <w:pStyle w:val="TableContents"/>
+              <w:rPr>
+                <w:rFonts w:hint="eastAsia"/>
+                <w:sz w:val="22"/>
+                <w:szCs w:val="22"/>
+                <w:lang w:val="pl-PL"/>
+              </w:rPr>
+            </w:pPr>
+          </w:p>
+        </w:tc>
+        <w:tc>
+          <w:tcPr>
+            <w:tcW w:w="1495" w:type="dxa"/>
+            <w:tcBorders>
+              <w:left w:val="single" w:sz="2" w:space="0" w:color="000000"/>
+              <w:bottom w:val="single" w:sz="2" w:space="0" w:color="000000"/>
+              <w:right w:val="single" w:sz="2" w:space="0" w:color="000000"/>
+            </w:tcBorders>
+            <w:tcMar>
+              <w:top w:w="55" w:type="dxa"/>
+              <w:left w:w="55" w:type="dxa"/>
+              <w:bottom w:w="55" w:type="dxa"/>
+              <w:right w:w="55" w:type="dxa"/>
+            </w:tcMar>
+          </w:tcPr>
+          <w:p>
+            <w:pPr>
+              <w:pStyle w:val="TableContents"/>
               <w:jc w:val="center"/>
               <w:rPr>
                 <w:rFonts w:hint="eastAsia"/>
@@ -1704,43 +1722,7 @@
                 <w:szCs w:val="22"/>
                 <w:lang w:val="pl-PL"/>
               </w:rPr>
-              <w:t>TAK</w:t>
-            </w:r>
-          </w:p>
-        </w:tc>
-        <w:tc>
-          <w:tcPr>
-            <w:tcW w:w="1495" w:type="dxa"/>
-            <w:tcBorders>
-              <w:left w:val="single" w:sz="2" w:space="0" w:color="000000"/>
-              <w:bottom w:val="single" w:sz="2" w:space="0" w:color="000000"/>
-              <w:right w:val="single" w:sz="2" w:space="0" w:color="000000"/>
-            </w:tcBorders>
-            <w:tcMar>
-              <w:top w:w="55" w:type="dxa"/>
-              <w:left w:w="55" w:type="dxa"/>
-              <w:bottom w:w="55" w:type="dxa"/>
-              <w:right w:w="55" w:type="dxa"/>
-            </w:tcMar>
-          </w:tcPr>
-          <w:p>
-            <w:pPr>
-              <w:pStyle w:val="TableContents"/>
-              <w:jc w:val="center"/>
-              <w:rPr>
-                <w:rFonts w:hint="eastAsia"/>
-                <w:sz w:val="22"/>
-                <w:szCs w:val="22"/>
-                <w:lang w:val="pl-PL"/>
-              </w:rPr>
-            </w:pPr>
-            <w:r>
-              <w:rPr>
-                <w:sz w:val="22"/>
-                <w:szCs w:val="22"/>
-                <w:lang w:val="pl-PL"/>
-              </w:rPr>
-              <w:t>TAK</w:t>
+              <w:t>BTNC</w:t>
             </w:r>
           </w:p>
         </w:tc>
@@ -1776,123 +1758,7 @@
                 <w:szCs w:val="22"/>
                 <w:lang w:val="pl-PL"/>
               </w:rPr>
-              <w:t>Identyfikator przycisku na płytce Basys3 użytego jako reset (BTND / BTNC /... )</w:t>
-            </w:r>
-          </w:p>
-        </w:tc>
-        <w:tc>
-          <w:tcPr>
-            <w:tcW w:w="1494" w:type="dxa"/>
-            <w:tcBorders>
-              <w:left w:val="single" w:sz="2" w:space="0" w:color="000000"/>
-              <w:bottom w:val="single" w:sz="2" w:space="0" w:color="000000"/>
-            </w:tcBorders>
-            <w:tcMar>
-              <w:top w:w="55" w:type="dxa"/>
-              <w:left w:w="55" w:type="dxa"/>
-              <w:bottom w:w="55" w:type="dxa"/>
-              <w:right w:w="55" w:type="dxa"/>
-            </w:tcMar>
-          </w:tcPr>
-          <w:p>
-            <w:pPr>
-              <w:pStyle w:val="TableContents"/>
-              <w:rPr>
-                <w:rFonts w:hint="eastAsia"/>
-                <w:sz w:val="22"/>
-                <w:szCs w:val="22"/>
-                <w:lang w:val="pl-PL"/>
-              </w:rPr>
-            </w:pPr>
-          </w:p>
-        </w:tc>
-        <w:tc>
-          <w:tcPr>
-            <w:tcW w:w="1495" w:type="dxa"/>
-            <w:tcBorders>
-              <w:left w:val="single" w:sz="2" w:space="0" w:color="000000"/>
-              <w:bottom w:val="single" w:sz="2" w:space="0" w:color="000000"/>
-              <w:right w:val="single" w:sz="2" w:space="0" w:color="000000"/>
-            </w:tcBorders>
-            <w:tcMar>
-              <w:top w:w="55" w:type="dxa"/>
-              <w:left w:w="55" w:type="dxa"/>
-              <w:bottom w:w="55" w:type="dxa"/>
-              <w:right w:w="55" w:type="dxa"/>
-            </w:tcMar>
-          </w:tcPr>
-          <w:p>
-            <w:pPr>
-              <w:pStyle w:val="TableContents"/>
-              <w:jc w:val="center"/>
-              <w:rPr>
-                <w:rFonts w:hint="eastAsia"/>
-                <w:sz w:val="22"/>
-                <w:szCs w:val="22"/>
-                <w:lang w:val="pl-PL"/>
-              </w:rPr>
-            </w:pPr>
-            <w:r>
-              <w:rPr>
-                <w:sz w:val="22"/>
-                <w:szCs w:val="22"/>
-                <w:lang w:val="pl-PL"/>
-              </w:rPr>
-              <w:t>BTNC</w:t>
-            </w:r>
-          </w:p>
-        </w:tc>
-      </w:tr>
-      <w:tr>
-        <w:tc>
-          <w:tcPr>
-            <w:tcW w:w="6654" w:type="dxa"/>
-            <w:tcBorders>
-              <w:left w:val="single" w:sz="2" w:space="0" w:color="000000"/>
-              <w:bottom w:val="single" w:sz="2" w:space="0" w:color="000000"/>
-            </w:tcBorders>
-            <w:tcMar>
-              <w:top w:w="55" w:type="dxa"/>
-              <w:left w:w="55" w:type="dxa"/>
-              <w:bottom w:w="55" w:type="dxa"/>
-              <w:right w:w="55" w:type="dxa"/>
-            </w:tcMar>
-          </w:tcPr>
-          <w:p>
-            <w:pPr>
-              <w:pStyle w:val="TableContents"/>
-              <w:rPr>
-                <w:rFonts w:hint="eastAsia"/>
-                <w:sz w:val="22"/>
-                <w:szCs w:val="22"/>
-                <w:lang w:val="pl-PL"/>
-              </w:rPr>
-            </w:pPr>
-            <w:r>
-              <w:rPr>
-                <w:sz w:val="22"/>
-                <w:szCs w:val="22"/>
-                <w:lang w:val="pl-PL"/>
-              </w:rPr>
-              <w:t xml:space="preserve">Czy moduły używają wyłącznie sygnałów zegarowych generowanych przez bloki generatorów zegara (IP </w:t>
-            </w:r>
-            <w:proofErr w:type="spellStart"/>
-            <w:r>
-              <w:rPr>
-                <w:sz w:val="22"/>
-                <w:szCs w:val="22"/>
-                <w:lang w:val="pl-PL"/>
-              </w:rPr>
-              <w:t>Vivado</w:t>
-            </w:r>
-            <w:proofErr w:type="spellEnd"/>
-            <w:r>
-              <w:rPr>
-                <w:sz w:val="22"/>
-                <w:szCs w:val="22"/>
-                <w:lang w:val="pl-PL"/>
-              </w:rPr>
-              <w:t>) ?  ( TAK / NIE )</w:t>
+              <w:t>Czy moduły używają wyłącznie sygnałów zegarowych generowanych przez bloki generatorów zegara (IP Vivado) ?  ( TAK / NIE )</w:t>
             </w:r>
           </w:p>
         </w:tc>
@@ -2030,21 +1896,7 @@
         <w:rPr>
           <w:lang w:val="pl-PL"/>
         </w:rPr>
-        <w:t>, oceną z projektu będzie 2.0 (</w:t>
-      </w:r>
-      <w:proofErr w:type="spellStart"/>
-      <w:r>
-        <w:rPr>
-          <w:lang w:val="pl-PL"/>
-        </w:rPr>
-        <w:t>ndst</w:t>
-      </w:r>
-      <w:proofErr w:type="spellEnd"/>
-      <w:r>
-        <w:rPr>
-          <w:lang w:val="pl-PL"/>
-        </w:rPr>
-        <w:t>).</w:t>
+        <w:t>, oceną z projektu będzie 2.0 (ndst).</w:t>
       </w:r>
     </w:p>
     <w:sectPr>
@@ -2058,7 +1910,7 @@
 </file>
 
 <file path=word/endnotes.xml><?xml version="1.0" encoding="utf-8"?>
-<w:endnotes xmlns:wpc="http://schemas.microsoft.com/office/word/2010/wordprocessingCanvas" xmlns:cx="http://schemas.microsoft.com/office/drawing/2014/chartex" xmlns:cx1="http://schemas.microsoft.com/office/drawing/2015/9/8/chartex" xmlns:cx2="http://schemas.microsoft.com/office/drawing/2015/10/21/chartex" xmlns:cx3="http://schemas.microsoft.com/office/drawing/2016/5/9/chartex" xmlns:cx4="http://schemas.microsoft.com/office/drawing/2016/5/10/chartex" xmlns:cx5="http://schemas.microsoft.com/office/drawing/2016/5/11/chartex" xmlns:cx6="http://schemas.microsoft.com/office/drawing/2016/5/12/chartex" xmlns:cx7="http://schemas.microsoft.com/office/drawing/2016/5/13/chartex" xmlns:cx8="http://schemas.microsoft.com/office/drawing/2016/5/14/chartex" xmlns:mc="http://schemas.openxmlformats.org/markup-compatibility/2006" xmlns:aink="http://schemas.microsoft.com/office/drawing/2016/ink" xmlns:am3d="http://schemas.microsoft.com/office/drawing/2017/model3d" xmlns:o="urn:schemas-microsoft-com:office:office" xmlns:oel="http://schemas.microsoft.com/office/2019/extlst" xmlns:r="http://schemas.openxmlformats.org/officeDocument/2006/relationships" xmlns:m="http://schemas.openxmlformats.org/officeDocument/2006/math" xmlns:v="urn:schemas-microsoft-com:vml" xmlns:wp14="http://schemas.microsoft.com/office/word/2010/wordprocessingDrawing" xmlns:wp="http://schemas.openxmlformats.org/drawingml/2006/wordprocessingDrawing" xmlns:w10="urn:schemas-microsoft-com:office:word" xmlns:w="http://schemas.openxmlformats.org/wordprocessingml/2006/main" xmlns:w14="http://schemas.microsoft.com/office/word/2010/wordml" xmlns:w15="http://schemas.microsoft.com/office/word/2012/wordml" xmlns:w16cei="http://schemas.microsoft.com/office/word/2026/wordml/cei" xmlns:w16cex="http://schemas.microsoft.com/office/word/2018/wordml/cex" xmlns:w16cid="http://schemas.microsoft.com/office/word/2016/wordml/cid" xmlns:w16="http://schemas.microsoft.com/office/word/2018/wordml" xmlns:w16du="http://schemas.microsoft.com/office/word/2023/wordml/word16du" xmlns:w16sdtdh="http://schemas.microsoft.com/office/word/2020/wordml/sdtdatahash" xmlns:w16sdtfl="http://schemas.microsoft.com/office/word/2024/wordml/sdtformatlock" xmlns:w16se="http://schemas.microsoft.com/office/word/2015/wordml/symex" xmlns:wpg="http://schemas.microsoft.com/office/word/2010/wordprocessingGroup" xmlns:wpi="http://schemas.microsoft.com/office/word/2010/wordprocessingInk" xmlns:wne="http://schemas.microsoft.com/office/word/2006/wordml" xmlns:wps="http://schemas.microsoft.com/office/word/2010/wordprocessingShape" mc:Ignorable="w14 w15 w16se w16cid w16 w16cex w16sdtdh w16sdtfl w16du wp14">
+<w:endnotes xmlns:wpc="http://schemas.microsoft.com/office/word/2010/wordprocessingCanvas" xmlns:cx="http://schemas.microsoft.com/office/drawing/2014/chartex" xmlns:cx1="http://schemas.microsoft.com/office/drawing/2015/9/8/chartex" xmlns:cx2="http://schemas.microsoft.com/office/drawing/2015/10/21/chartex" xmlns:cx3="http://schemas.microsoft.com/office/drawing/2016/5/9/chartex" xmlns:cx4="http://schemas.microsoft.com/office/drawing/2016/5/10/chartex" xmlns:cx5="http://schemas.microsoft.com/office/drawing/2016/5/11/chartex" xmlns:cx6="http://schemas.microsoft.com/office/drawing/2016/5/12/chartex" xmlns:cx7="http://schemas.microsoft.com/office/drawing/2016/5/13/chartex" xmlns:cx8="http://schemas.microsoft.com/office/drawing/2016/5/14/chartex" xmlns:mc="http://schemas.openxmlformats.org/markup-compatibility/2006" xmlns:aink="http://schemas.microsoft.com/office/drawing/2016/ink" xmlns:am3d="http://schemas.microsoft.com/office/drawing/2017/model3d" xmlns:o="urn:schemas-microsoft-com:office:office" xmlns:oel="http://schemas.microsoft.com/office/2019/extlst" xmlns:r="http://schemas.openxmlformats.org/officeDocument/2006/relationships" xmlns:m="http://schemas.openxmlformats.org/officeDocument/2006/math" xmlns:v="urn:schemas-microsoft-com:vml" xmlns:wp14="http://schemas.microsoft.com/office/word/2010/wordprocessingDrawing" xmlns:wp="http://schemas.openxmlformats.org/drawingml/2006/wordprocessingDrawing" xmlns:w10="urn:schemas-microsoft-com:office:word" xmlns:w="http://schemas.openxmlformats.org/wordprocessingml/2006/main" xmlns:w14="http://schemas.microsoft.com/office/word/2010/wordml" xmlns:w15="http://schemas.microsoft.com/office/word/2012/wordml" xmlns:w16cex="http://schemas.microsoft.com/office/word/2018/wordml/cex" xmlns:w16cid="http://schemas.microsoft.com/office/word/2016/wordml/cid" xmlns:w16="http://schemas.microsoft.com/office/word/2018/wordml" xmlns:w16du="http://schemas.microsoft.com/office/word/2023/wordml/word16du" xmlns:w16sdtdh="http://schemas.microsoft.com/office/word/2020/wordml/sdtdatahash" xmlns:w16sdtfl="http://schemas.microsoft.com/office/word/2024/wordml/sdtformatlock" xmlns:w16se="http://schemas.microsoft.com/office/word/2015/wordml/symex" xmlns:wpg="http://schemas.microsoft.com/office/word/2010/wordprocessingGroup" xmlns:wpi="http://schemas.microsoft.com/office/word/2010/wordprocessingInk" xmlns:wne="http://schemas.microsoft.com/office/word/2006/wordml" xmlns:wps="http://schemas.microsoft.com/office/word/2010/wordprocessingShape" mc:Ignorable="w14 w15 w16se w16cid w16 w16cex w16sdtdh w16sdtfl w16du wp14">
   <w:endnote w:type="separator" w:id="-1">
     <w:p>
       <w:pPr>
@@ -2087,7 +1939,7 @@
 </file>
 
 <file path=word/footnotes.xml><?xml version="1.0" encoding="utf-8"?>
-<w:footnotes xmlns:wpc="http://schemas.microsoft.com/office/word/2010/wordprocessingCanvas" xmlns:cx="http://schemas.microsoft.com/office/drawing/2014/chartex" xmlns:cx1="http://schemas.microsoft.com/office/drawing/2015/9/8/chartex" xmlns:cx2="http://schemas.microsoft.com/office/drawing/2015/10/21/chartex" xmlns:cx3="http://schemas.microsoft.com/office/drawing/2016/5/9/chartex" xmlns:cx4="http://schemas.microsoft.com/office/drawing/2016/5/10/chartex" xmlns:cx5="http://schemas.microsoft.com/office/drawing/2016/5/11/chartex" xmlns:cx6="http://schemas.microsoft.com/office/drawing/2016/5/12/chartex" xmlns:cx7="http://schemas.microsoft.com/office/drawing/2016/5/13/chartex" xmlns:cx8="http://schemas.microsoft.com/office/drawing/2016/5/14/chartex" xmlns:mc="http://schemas.openxmlformats.org/markup-compatibility/2006" xmlns:aink="http://schemas.microsoft.com/office/drawing/2016/ink" xmlns:am3d="http://schemas.microsoft.com/office/drawing/2017/model3d" xmlns:o="urn:schemas-microsoft-com:office:office" xmlns:oel="http://schemas.microsoft.com/office/2019/extlst" xmlns:r="http://schemas.openxmlformats.org/officeDocument/2006/relationships" xmlns:m="http://schemas.openxmlformats.org/officeDocument/2006/math" xmlns:v="urn:schemas-microsoft-com:vml" xmlns:wp14="http://schemas.microsoft.com/office/word/2010/wordprocessingDrawing" xmlns:wp="http://schemas.openxmlformats.org/drawingml/2006/wordprocessingDrawing" xmlns:w10="urn:schemas-microsoft-com:office:word" xmlns:w="http://schemas.openxmlformats.org/wordprocessingml/2006/main" xmlns:w14="http://schemas.microsoft.com/office/word/2010/wordml" xmlns:w15="http://schemas.microsoft.com/office/word/2012/wordml" xmlns:w16cei="http://schemas.microsoft.com/office/word/2026/wordml/cei" xmlns:w16cex="http://schemas.microsoft.com/office/word/2018/wordml/cex" xmlns:w16cid="http://schemas.microsoft.com/office/word/2016/wordml/cid" xmlns:w16="http://schemas.microsoft.com/office/word/2018/wordml" xmlns:w16du="http://schemas.microsoft.com/office/word/2023/wordml/word16du" xmlns:w16sdtdh="http://schemas.microsoft.com/office/word/2020/wordml/sdtdatahash" xmlns:w16sdtfl="http://schemas.microsoft.com/office/word/2024/wordml/sdtformatlock" xmlns:w16se="http://schemas.microsoft.com/office/word/2015/wordml/symex" xmlns:wpg="http://schemas.microsoft.com/office/word/2010/wordprocessingGroup" xmlns:wpi="http://schemas.microsoft.com/office/word/2010/wordprocessingInk" xmlns:wne="http://schemas.microsoft.com/office/word/2006/wordml" xmlns:wps="http://schemas.microsoft.com/office/word/2010/wordprocessingShape" mc:Ignorable="w14 w15 w16se w16cid w16 w16cex w16sdtdh w16sdtfl w16du wp14">
+<w:footnotes xmlns:wpc="http://schemas.microsoft.com/office/word/2010/wordprocessingCanvas" xmlns:cx="http://schemas.microsoft.com/office/drawing/2014/chartex" xmlns:cx1="http://schemas.microsoft.com/office/drawing/2015/9/8/chartex" xmlns:cx2="http://schemas.microsoft.com/office/drawing/2015/10/21/chartex" xmlns:cx3="http://schemas.microsoft.com/office/drawing/2016/5/9/chartex" xmlns:cx4="http://schemas.microsoft.com/office/drawing/2016/5/10/chartex" xmlns:cx5="http://schemas.microsoft.com/office/drawing/2016/5/11/chartex" xmlns:cx6="http://schemas.microsoft.com/office/drawing/2016/5/12/chartex" xmlns:cx7="http://schemas.microsoft.com/office/drawing/2016/5/13/chartex" xmlns:cx8="http://schemas.microsoft.com/office/drawing/2016/5/14/chartex" xmlns:mc="http://schemas.openxmlformats.org/markup-compatibility/2006" xmlns:aink="http://schemas.microsoft.com/office/drawing/2016/ink" xmlns:am3d="http://schemas.microsoft.com/office/drawing/2017/model3d" xmlns:o="urn:schemas-microsoft-com:office:office" xmlns:oel="http://schemas.microsoft.com/office/2019/extlst" xmlns:r="http://schemas.openxmlformats.org/officeDocument/2006/relationships" xmlns:m="http://schemas.openxmlformats.org/officeDocument/2006/math" xmlns:v="urn:schemas-microsoft-com:vml" xmlns:wp14="http://schemas.microsoft.com/office/word/2010/wordprocessingDrawing" xmlns:wp="http://schemas.openxmlformats.org/drawingml/2006/wordprocessingDrawing" xmlns:w10="urn:schemas-microsoft-com:office:word" xmlns:w="http://schemas.openxmlformats.org/wordprocessingml/2006/main" xmlns:w14="http://schemas.microsoft.com/office/word/2010/wordml" xmlns:w15="http://schemas.microsoft.com/office/word/2012/wordml" xmlns:w16cex="http://schemas.microsoft.com/office/word/2018/wordml/cex" xmlns:w16cid="http://schemas.microsoft.com/office/word/2016/wordml/cid" xmlns:w16="http://schemas.microsoft.com/office/word/2018/wordml" xmlns:w16du="http://schemas.microsoft.com/office/word/2023/wordml/word16du" xmlns:w16sdtdh="http://schemas.microsoft.com/office/word/2020/wordml/sdtdatahash" xmlns:w16sdtfl="http://schemas.microsoft.com/office/word/2024/wordml/sdtformatlock" xmlns:w16se="http://schemas.microsoft.com/office/word/2015/wordml/symex" xmlns:wpg="http://schemas.microsoft.com/office/word/2010/wordprocessingGroup" xmlns:wpi="http://schemas.microsoft.com/office/word/2010/wordprocessingInk" xmlns:wne="http://schemas.microsoft.com/office/word/2006/wordml" xmlns:wps="http://schemas.microsoft.com/office/word/2010/wordprocessingShape" mc:Ignorable="w14 w15 w16se w16cid w16 w16cex w16sdtdh w16sdtfl w16du wp14">
   <w:footnote w:type="separator" w:id="-1">
     <w:p>
       <w:pPr>
@@ -2119,7 +1971,7 @@
 </file>
 
 <file path=word/header1.xml><?xml version="1.0" encoding="utf-8"?>
-<w:hdr xmlns:wpc="http://schemas.microsoft.com/office/word/2010/wordprocessingCanvas" xmlns:cx="http://schemas.microsoft.com/office/drawing/2014/chartex" xmlns:cx1="http://schemas.microsoft.com/office/drawing/2015/9/8/chartex" xmlns:cx2="http://schemas.microsoft.com/office/drawing/2015/10/21/chartex" xmlns:cx3="http://schemas.microsoft.com/office/drawing/2016/5/9/chartex" xmlns:cx4="http://schemas.microsoft.com/office/drawing/2016/5/10/chartex" xmlns:cx5="http://schemas.microsoft.com/office/drawing/2016/5/11/chartex" xmlns:cx6="http://schemas.microsoft.com/office/drawing/2016/5/12/chartex" xmlns:cx7="http://schemas.microsoft.com/office/drawing/2016/5/13/chartex" xmlns:cx8="http://schemas.microsoft.com/office/drawing/2016/5/14/chartex" xmlns:mc="http://schemas.openxmlformats.org/markup-compatibility/2006" xmlns:aink="http://schemas.microsoft.com/office/drawing/2016/ink" xmlns:am3d="http://schemas.microsoft.com/office/drawing/2017/model3d" xmlns:o="urn:schemas-microsoft-com:office:office" xmlns:oel="http://schemas.microsoft.com/office/2019/extlst" xmlns:r="http://schemas.openxmlformats.org/officeDocument/2006/relationships" xmlns:m="http://schemas.openxmlformats.org/officeDocument/2006/math" xmlns:v="urn:schemas-microsoft-com:vml" xmlns:wp14="http://schemas.microsoft.com/office/word/2010/wordprocessingDrawing" xmlns:wp="http://schemas.openxmlformats.org/drawingml/2006/wordprocessingDrawing" xmlns:w10="urn:schemas-microsoft-com:office:word" xmlns:w="http://schemas.openxmlformats.org/wordprocessingml/2006/main" xmlns:w14="http://schemas.microsoft.com/office/word/2010/wordml" xmlns:w15="http://schemas.microsoft.com/office/word/2012/wordml" xmlns:w16cei="http://schemas.microsoft.com/office/word/2026/wordml/cei" xmlns:w16cex="http://schemas.microsoft.com/office/word/2018/wordml/cex" xmlns:w16cid="http://schemas.microsoft.com/office/word/2016/wordml/cid" xmlns:w16="http://schemas.microsoft.com/office/word/2018/wordml" xmlns:w16du="http://schemas.microsoft.com/office/word/2023/wordml/word16du" xmlns:w16sdtdh="http://schemas.microsoft.com/office/word/2020/wordml/sdtdatahash" xmlns:w16sdtfl="http://schemas.microsoft.com/office/word/2024/wordml/sdtformatlock" xmlns:w16se="http://schemas.microsoft.com/office/word/2015/wordml/symex" xmlns:wpg="http://schemas.microsoft.com/office/word/2010/wordprocessingGroup" xmlns:wpi="http://schemas.microsoft.com/office/word/2010/wordprocessingInk" xmlns:wne="http://schemas.microsoft.com/office/word/2006/wordml" xmlns:wps="http://schemas.microsoft.com/office/word/2010/wordprocessingShape" mc:Ignorable="w14 w15 w16se w16cid w16 w16cex w16sdtdh w16sdtfl w16du wp14">
+<w:hdr xmlns:wpc="http://schemas.microsoft.com/office/word/2010/wordprocessingCanvas" xmlns:cx="http://schemas.microsoft.com/office/drawing/2014/chartex" xmlns:cx1="http://schemas.microsoft.com/office/drawing/2015/9/8/chartex" xmlns:cx2="http://schemas.microsoft.com/office/drawing/2015/10/21/chartex" xmlns:cx3="http://schemas.microsoft.com/office/drawing/2016/5/9/chartex" xmlns:cx4="http://schemas.microsoft.com/office/drawing/2016/5/10/chartex" xmlns:cx5="http://schemas.microsoft.com/office/drawing/2016/5/11/chartex" xmlns:cx6="http://schemas.microsoft.com/office/drawing/2016/5/12/chartex" xmlns:cx7="http://schemas.microsoft.com/office/drawing/2016/5/13/chartex" xmlns:cx8="http://schemas.microsoft.com/office/drawing/2016/5/14/chartex" xmlns:mc="http://schemas.openxmlformats.org/markup-compatibility/2006" xmlns:aink="http://schemas.microsoft.com/office/drawing/2016/ink" xmlns:am3d="http://schemas.microsoft.com/office/drawing/2017/model3d" xmlns:o="urn:schemas-microsoft-com:office:office" xmlns:oel="http://schemas.microsoft.com/office/2019/extlst" xmlns:r="http://schemas.openxmlformats.org/officeDocument/2006/relationships" xmlns:m="http://schemas.openxmlformats.org/officeDocument/2006/math" xmlns:v="urn:schemas-microsoft-com:vml" xmlns:wp14="http://schemas.microsoft.com/office/word/2010/wordprocessingDrawing" xmlns:wp="http://schemas.openxmlformats.org/drawingml/2006/wordprocessingDrawing" xmlns:w10="urn:schemas-microsoft-com:office:word" xmlns:w="http://schemas.openxmlformats.org/wordprocessingml/2006/main" xmlns:w14="http://schemas.microsoft.com/office/word/2010/wordml" xmlns:w15="http://schemas.microsoft.com/office/word/2012/wordml" xmlns:w16cex="http://schemas.microsoft.com/office/word/2018/wordml/cex" xmlns:w16cid="http://schemas.microsoft.com/office/word/2016/wordml/cid" xmlns:w16="http://schemas.microsoft.com/office/word/2018/wordml" xmlns:w16du="http://schemas.microsoft.com/office/word/2023/wordml/word16du" xmlns:w16sdtdh="http://schemas.microsoft.com/office/word/2020/wordml/sdtdatahash" xmlns:w16sdtfl="http://schemas.microsoft.com/office/word/2024/wordml/sdtformatlock" xmlns:w16se="http://schemas.microsoft.com/office/word/2015/wordml/symex" xmlns:wpg="http://schemas.microsoft.com/office/word/2010/wordprocessingGroup" xmlns:wpi="http://schemas.microsoft.com/office/word/2010/wordprocessingInk" xmlns:wne="http://schemas.microsoft.com/office/word/2006/wordml" xmlns:wps="http://schemas.microsoft.com/office/word/2010/wordprocessingShape" mc:Ignorable="w14 w15 w16se w16cid w16 w16cex w16sdtdh w16sdtfl w16du wp14">
   <w:p>
     <w:pPr>
       <w:pStyle w:val="Nagwek"/>
@@ -2144,7 +1996,7 @@
         <w:rFonts w:hint="eastAsia"/>
         <w:noProof/>
       </w:rPr>
-      <w:t>19.08.2026</w:t>
+      <w:t>31.08.2026</w:t>
     </w:r>
     <w:r>
       <w:fldChar w:fldCharType="end"/>
